--- a/documents/programs/ot/ot_vis_1.docx
+++ b/documents/programs/ot/ot_vis_1.docx
@@ -78,7 +78,7 @@
           <w:shd w:fill="auto" w:val="clear"/>
           <w:lang w:eastAsia="ru-RU"/>
         </w:rPr>
-        <w:t xml:space="preserve">Дополнительная общеразвивающая программа обучения  работников 1 группы по безопасности работ по высоте </w:t>
+        <w:t xml:space="preserve">Дополнительная общеразвивающая программа «Обучение  работников 1 группы по безопасности работ по высоте» </w:t>
       </w:r>
       <w:r>
         <w:rPr>
@@ -103,7 +103,7 @@
           <w:shd w:fill="auto" w:val="clear"/>
           <w:lang w:eastAsia="ru-RU"/>
         </w:rPr>
-        <w:t>(далее-Программа) предназначена для приобретения слушателями  необходимых знаний, умений, навыков по охране труда для их применения в практической деятельности в области охраны труда с целью обеспечения профилактических мер по сокращению производственного травматизма и профессиональных заболеваний.</w:t>
+        <w:t>(далее-Программа) предназначена для приобретения слушателями  необходимых знаний, умений, навыков с целью обеспечения профилактических мер по предотвращению производственного травматизма и профессиональных заболеваний.</w:t>
       </w:r>
     </w:p>
     <w:p>
@@ -141,11 +141,23 @@
           <w:shd w:fill="auto" w:val="clear"/>
           <w:lang w:eastAsia="ru-RU"/>
         </w:rPr>
-        <w:t>1. Трудового кодекса Российской Федерации от 30.12.</w:t>
+        <w:t xml:space="preserve">1. </w:t>
       </w:r>
       <w:r>
         <w:rPr>
           <w:rStyle w:val="FontStyle20"/>
+          <w:rFonts w:cs="Times New Roman"/>
+          <w:sz w:val="24"/>
+          <w:szCs w:val="24"/>
+          <w:shd w:fill="auto" w:val="clear"/>
+          <w:lang w:eastAsia="ru-RU"/>
+        </w:rPr>
+        <w:t>Трудового кодекса Российской Федерации от 30.12.</w:t>
+      </w:r>
+      <w:r>
+        <w:rPr>
+          <w:rStyle w:val="FontStyle20"/>
+          <w:rFonts w:cs="Times New Roman"/>
           <w:sz w:val="24"/>
           <w:szCs w:val="24"/>
           <w:shd w:fill="auto" w:val="clear"/>
@@ -156,12 +168,23 @@
       <w:r>
         <w:rPr>
           <w:rStyle w:val="FontStyle20"/>
+          <w:rFonts w:cs="Times New Roman"/>
           <w:sz w:val="24"/>
           <w:szCs w:val="24"/>
           <w:shd w:fill="auto" w:val="clear"/>
           <w:lang w:eastAsia="ru-RU"/>
         </w:rPr>
-        <w:t>№197-ФЗ;</w:t>
+        <w:t xml:space="preserve">№197-ФЗ </w:t>
+      </w:r>
+      <w:r>
+        <w:rPr>
+          <w:rStyle w:val="FontStyle20"/>
+          <w:sz w:val="24"/>
+          <w:szCs w:val="24"/>
+          <w:shd w:fill="auto" w:val="clear"/>
+          <w:lang w:eastAsia="ru-RU"/>
+        </w:rPr>
+        <w:t>(ред. от 29.12.2025г с изм от 06.02.2026);</w:t>
       </w:r>
     </w:p>
     <w:p>
@@ -393,7 +416,7 @@
           <w:shd w:fill="auto" w:val="clear"/>
           <w:lang w:eastAsia="ru-RU"/>
         </w:rPr>
-        <w:t>1.1. Цель и планируемые результаты обучения</w:t>
+        <w:t>1.1. Цель реализации программы</w:t>
       </w:r>
     </w:p>
     <w:p>
@@ -404,35 +427,34 @@
         <w:jc w:val="both"/>
         <w:rPr>
           <w:rFonts w:ascii="Times New Roman" w:hAnsi="Times New Roman"/>
-          <w:sz w:val="24"/>
-          <w:szCs w:val="24"/>
+          <w:sz w:val="22"/>
+          <w:szCs w:val="22"/>
           <w:highlight w:val="none"/>
           <w:shd w:fill="auto" w:val="clear"/>
         </w:rPr>
       </w:pPr>
       <w:r>
         <w:rPr>
-          <w:sz w:val="24"/>
-          <w:szCs w:val="24"/>
+          <w:sz w:val="22"/>
+          <w:szCs w:val="22"/>
           <w:shd w:fill="auto" w:val="clear"/>
         </w:rPr>
       </w:r>
     </w:p>
     <w:p>
       <w:pPr>
-        <w:pStyle w:val="Normal"/>
-        <w:shd w:val="clear" w:fill="FFFFFF"/>
+        <w:pStyle w:val="Style51"/>
         <w:spacing w:lineRule="auto" w:line="240"/>
-        <w:ind w:left="0" w:right="0" w:firstLine="567"/>
+        <w:ind w:left="0" w:right="0" w:firstLine="709"/>
         <w:jc w:val="both"/>
         <w:rPr/>
       </w:pPr>
       <w:r>
         <w:rPr>
           <w:rStyle w:val="FontStyle20"/>
-          <w:rFonts w:eastAsia="Times New Roman" w:cs="Times New Roman"/>
           <w:b w:val="false"/>
           <w:bCs w:val="false"/>
+          <w:i w:val="false"/>
           <w:color w:val="000000"/>
           <w:kern w:val="0"/>
           <w:sz w:val="24"/>
@@ -440,7 +462,7 @@
           <w:shd w:fill="auto" w:val="clear"/>
           <w:lang w:val="ru-RU" w:eastAsia="ru-RU" w:bidi="ru-RU"/>
         </w:rPr>
-        <w:t>Целью реализации программы  является формирование у слушателей профессиональных компетенций, необходимых для безопасного проведения работ, проводимых на высоте в рамках имеющейся квалификации.</w:t>
+        <w:t>Обучение по охране труда и проверка знания требований охраны труда относятся к профилактическим мероприятиям по охране труда, направленных на предотвращение случаев производственного травматизма и профессиональных заболеваний, снижение их последствий и  являются специализированным процессом получения знаний, умений и навыков.</w:t>
       </w:r>
     </w:p>
     <w:p>
@@ -451,15 +473,90 @@
         <w:jc w:val="both"/>
         <w:rPr>
           <w:rFonts w:ascii="Times New Roman" w:hAnsi="Times New Roman"/>
-          <w:sz w:val="24"/>
-          <w:szCs w:val="24"/>
+          <w:sz w:val="22"/>
+          <w:szCs w:val="22"/>
         </w:rPr>
       </w:pPr>
       <w:r>
         <w:rPr>
-          <w:rFonts w:eastAsia="Times New Roman" w:cs="Times New Roman"/>
+          <w:sz w:val="22"/>
+          <w:szCs w:val="22"/>
+        </w:rPr>
+      </w:r>
+    </w:p>
+    <w:p>
+      <w:pPr>
+        <w:pStyle w:val="Norm"/>
+        <w:bidi w:val="0"/>
+        <w:spacing w:lineRule="auto" w:line="240"/>
+        <w:ind w:left="0" w:right="0" w:firstLine="567"/>
+        <w:jc w:val="both"/>
+        <w:rPr/>
+      </w:pPr>
+      <w:r>
+        <w:rPr>
+          <w:rStyle w:val="FontStyle22"/>
+          <w:i w:val="false"/>
+          <w:kern w:val="0"/>
+          <w:sz w:val="24"/>
+          <w:szCs w:val="24"/>
+          <w:shd w:fill="auto" w:val="clear"/>
+          <w:lang w:val="ru-RU" w:eastAsia="ru-RU" w:bidi="ru-RU"/>
+        </w:rPr>
+        <w:t>1.2. Планируемые результаты обучения</w:t>
+      </w:r>
+    </w:p>
+    <w:p>
+      <w:pPr>
+        <w:pStyle w:val="Norm"/>
+        <w:bidi w:val="0"/>
+        <w:spacing w:lineRule="auto" w:line="240"/>
+        <w:ind w:left="0" w:right="0" w:firstLine="567"/>
+        <w:jc w:val="both"/>
+        <w:rPr>
+          <w:rStyle w:val="FontStyle22"/>
+          <w:i w:val="false"/>
+          <w:i w:val="false"/>
+          <w:kern w:val="0"/>
+          <w:sz w:val="24"/>
+          <w:szCs w:val="24"/>
+          <w:shd w:fill="auto" w:val="clear"/>
+          <w:lang w:val="ru-RU" w:eastAsia="ru-RU" w:bidi="ru-RU"/>
+        </w:rPr>
+      </w:pPr>
+      <w:r>
+        <w:rPr>
+          <w:i w:val="false"/>
+          <w:kern w:val="0"/>
+          <w:sz w:val="24"/>
+          <w:szCs w:val="24"/>
+          <w:shd w:fill="auto" w:val="clear"/>
+          <w:lang w:val="ru-RU" w:eastAsia="ru-RU" w:bidi="ru-RU"/>
+        </w:rPr>
+      </w:r>
+    </w:p>
+    <w:p>
+      <w:pPr>
+        <w:pStyle w:val="Norm"/>
+        <w:widowControl/>
+        <w:suppressAutoHyphens w:val="true"/>
+        <w:bidi w:val="0"/>
+        <w:spacing w:lineRule="auto" w:line="240" w:before="0" w:after="0"/>
+        <w:ind w:left="0" w:right="0" w:firstLine="567"/>
+        <w:jc w:val="both"/>
+        <w:rPr>
+          <w:b w:val="false"/>
           <w:b w:val="false"/>
           <w:bCs w:val="false"/>
+        </w:rPr>
+      </w:pPr>
+      <w:r>
+        <w:rPr>
+          <w:rStyle w:val="FontStyle22"/>
+          <w:rFonts w:eastAsia="Times New Roman" w:cs="Times New Roman"/>
+          <w:b/>
+          <w:bCs/>
+          <w:i w:val="false"/>
           <w:color w:val="000000"/>
           <w:kern w:val="0"/>
           <w:sz w:val="24"/>
@@ -467,7 +564,23 @@
           <w:shd w:fill="auto" w:val="clear"/>
           <w:lang w:val="ru-RU" w:eastAsia="ru-RU" w:bidi="ru-RU"/>
         </w:rPr>
-        <w:t>Планируемые результаты:</w:t>
+        <w:t xml:space="preserve">1.2.1 </w:t>
+      </w:r>
+      <w:r>
+        <w:rPr>
+          <w:rStyle w:val="FontStyle22"/>
+          <w:rFonts w:eastAsia="Times New Roman" w:cs="Times New Roman"/>
+          <w:b w:val="false"/>
+          <w:bCs w:val="false"/>
+          <w:i w:val="false"/>
+          <w:color w:val="000000"/>
+          <w:kern w:val="0"/>
+          <w:sz w:val="24"/>
+          <w:szCs w:val="24"/>
+          <w:shd w:fill="auto" w:val="clear"/>
+          <w:lang w:val="ru-RU" w:eastAsia="ru-RU" w:bidi="ru-RU"/>
+        </w:rPr>
+        <w:t>Лица, успешно освоившие программу, должны знать:</w:t>
       </w:r>
     </w:p>
     <w:p>
@@ -479,118 +592,17 @@
         <w:jc w:val="both"/>
         <w:rPr>
           <w:rFonts w:ascii="Times New Roman" w:hAnsi="Times New Roman"/>
-          <w:sz w:val="24"/>
-          <w:szCs w:val="24"/>
-        </w:rPr>
-      </w:pPr>
-      <w:r>
-        <w:rPr>
-          <w:rFonts w:eastAsia="Times New Roman" w:cs="Times New Roman"/>
-          <w:b w:val="false"/>
-          <w:bCs w:val="false"/>
-          <w:color w:val="000000"/>
-          <w:kern w:val="0"/>
-          <w:sz w:val="24"/>
-          <w:szCs w:val="24"/>
-          <w:shd w:fill="auto" w:val="clear"/>
-          <w:lang w:val="ru-RU" w:eastAsia="ru-RU" w:bidi="ru-RU"/>
-        </w:rPr>
-        <w:t>В результате освоения программы р</w:t>
-      </w:r>
-      <w:r>
-        <w:rPr>
-          <w:rFonts w:eastAsia="Times New Roman" w:cs="Times New Roman"/>
-          <w:b w:val="false"/>
-          <w:bCs w:val="false"/>
-          <w:i w:val="false"/>
-          <w:color w:val="000000"/>
-          <w:kern w:val="0"/>
-          <w:sz w:val="24"/>
-          <w:szCs w:val="24"/>
-          <w:shd w:fill="auto" w:val="clear"/>
-          <w:lang w:val="ru-RU" w:eastAsia="ru-RU" w:bidi="ru-RU"/>
-        </w:rPr>
-        <w:t>аботники, выполняющие работы на высоте, должны знать и уметь применять безопасные методы и приемы выполнения работ на высоте, а также обладать соответствующими практическими навыками</w:t>
-      </w:r>
-    </w:p>
-    <w:p>
-      <w:pPr>
-        <w:pStyle w:val="Norm"/>
-        <w:bidi w:val="0"/>
-        <w:spacing w:lineRule="auto" w:line="240"/>
-        <w:ind w:left="0" w:right="0" w:firstLine="567"/>
-        <w:jc w:val="both"/>
-        <w:rPr>
-          <w:rFonts w:ascii="Times New Roman" w:hAnsi="Times New Roman"/>
-          <w:sz w:val="24"/>
-          <w:szCs w:val="24"/>
+          <w:sz w:val="22"/>
+          <w:szCs w:val="22"/>
           <w:highlight w:val="none"/>
           <w:shd w:fill="auto" w:val="clear"/>
         </w:rPr>
       </w:pPr>
       <w:r>
         <w:rPr>
-          <w:sz w:val="24"/>
-          <w:szCs w:val="24"/>
+          <w:sz w:val="22"/>
+          <w:szCs w:val="22"/>
           <w:shd w:fill="auto" w:val="clear"/>
-        </w:rPr>
-      </w:r>
-    </w:p>
-    <w:p>
-      <w:pPr>
-        <w:pStyle w:val="Norm"/>
-        <w:bidi w:val="0"/>
-        <w:spacing w:lineRule="auto" w:line="240"/>
-        <w:ind w:left="0" w:right="0" w:firstLine="567"/>
-        <w:jc w:val="both"/>
-        <w:rPr>
-          <w:rFonts w:ascii="Times New Roman" w:hAnsi="Times New Roman"/>
-          <w:sz w:val="24"/>
-          <w:szCs w:val="24"/>
-        </w:rPr>
-      </w:pPr>
-      <w:r>
-        <w:rPr>
-          <w:rFonts w:eastAsia="Times New Roman" w:cs="Times New Roman"/>
-          <w:b/>
-          <w:bCs/>
-          <w:color w:val="000000"/>
-          <w:kern w:val="0"/>
-          <w:sz w:val="24"/>
-          <w:szCs w:val="24"/>
-          <w:shd w:fill="auto" w:val="clear"/>
-          <w:lang w:val="ru-RU" w:eastAsia="ru-RU" w:bidi="ru-RU"/>
-        </w:rPr>
-        <w:t>Работники должны знать:</w:t>
-      </w:r>
-    </w:p>
-    <w:p>
-      <w:pPr>
-        <w:pStyle w:val="Norm"/>
-        <w:bidi w:val="0"/>
-        <w:spacing w:lineRule="auto" w:line="240"/>
-        <w:ind w:left="0" w:right="0" w:firstLine="567"/>
-        <w:jc w:val="both"/>
-        <w:rPr>
-          <w:rFonts w:ascii="Times New Roman" w:hAnsi="Times New Roman" w:eastAsia="Times New Roman" w:cs="Times New Roman"/>
-          <w:color w:val="auto"/>
-          <w:kern w:val="0"/>
-          <w:sz w:val="24"/>
-          <w:szCs w:val="24"/>
-          <w:highlight w:val="none"/>
-          <w:shd w:fill="auto" w:val="clear"/>
-          <w:lang w:val="ru-RU" w:eastAsia="ru-RU" w:bidi="ru-RU"/>
-        </w:rPr>
-      </w:pPr>
-      <w:r>
-        <w:rPr>
-          <w:rFonts w:eastAsia="Times New Roman" w:cs="Times New Roman"/>
-          <w:color w:val="000000"/>
-          <w:kern w:val="0"/>
-          <w:sz w:val="24"/>
-          <w:szCs w:val="24"/>
-          <w:shd w:fill="auto" w:val="clear"/>
-          <w:lang w:val="ru-RU" w:eastAsia="ru-RU" w:bidi="ru-RU"/>
         </w:rPr>
       </w:r>
     </w:p>
@@ -887,6 +899,64 @@
     <w:p>
       <w:pPr>
         <w:pStyle w:val="Normal"/>
+        <w:suppressAutoHyphens w:val="true"/>
+        <w:spacing w:lineRule="auto" w:line="240"/>
+        <w:ind w:left="0" w:right="0" w:firstLine="567"/>
+        <w:jc w:val="both"/>
+        <w:rPr>
+          <w:rFonts w:ascii="TimesNewRomanPSMT" w:hAnsi="TimesNewRomanPSMT" w:eastAsia="Times New Roman" w:cs="Times New Roman"/>
+          <w:color w:val="000000"/>
+          <w:kern w:val="0"/>
+          <w:sz w:val="24"/>
+          <w:szCs w:val="22"/>
+          <w:shd w:fill="auto" w:val="clear"/>
+          <w:lang w:val="ru-RU" w:eastAsia="ru-RU" w:bidi="ru-RU"/>
+        </w:rPr>
+      </w:pPr>
+      <w:r>
+        <w:rPr>
+          <w:rFonts w:eastAsia="Times New Roman" w:cs="Times New Roman" w:ascii="TimesNewRomanPSMT" w:hAnsi="TimesNewRomanPSMT"/>
+          <w:color w:val="000000"/>
+          <w:kern w:val="0"/>
+          <w:sz w:val="24"/>
+          <w:szCs w:val="22"/>
+          <w:shd w:fill="auto" w:val="clear"/>
+          <w:lang w:val="ru-RU" w:eastAsia="ru-RU" w:bidi="ru-RU"/>
+        </w:rPr>
+      </w:r>
+    </w:p>
+    <w:p>
+      <w:pPr>
+        <w:pStyle w:val="Normal"/>
+        <w:suppressAutoHyphens w:val="true"/>
+        <w:spacing w:lineRule="auto" w:line="240"/>
+        <w:ind w:left="0" w:right="0" w:firstLine="567"/>
+        <w:jc w:val="both"/>
+        <w:rPr>
+          <w:rFonts w:ascii="TimesNewRomanPSMT" w:hAnsi="TimesNewRomanPSMT" w:eastAsia="Times New Roman" w:cs="Times New Roman"/>
+          <w:color w:val="000000"/>
+          <w:kern w:val="0"/>
+          <w:sz w:val="24"/>
+          <w:szCs w:val="22"/>
+          <w:shd w:fill="auto" w:val="clear"/>
+          <w:lang w:val="ru-RU" w:eastAsia="ru-RU" w:bidi="ru-RU"/>
+        </w:rPr>
+      </w:pPr>
+      <w:r>
+        <w:rPr>
+          <w:rFonts w:eastAsia="Times New Roman" w:cs="Times New Roman" w:ascii="TimesNewRomanPSMT" w:hAnsi="TimesNewRomanPSMT"/>
+          <w:color w:val="000000"/>
+          <w:kern w:val="0"/>
+          <w:sz w:val="24"/>
+          <w:szCs w:val="22"/>
+          <w:shd w:fill="auto" w:val="clear"/>
+          <w:lang w:val="ru-RU" w:eastAsia="ru-RU" w:bidi="ru-RU"/>
+        </w:rPr>
+      </w:r>
+    </w:p>
+    <w:p>
+      <w:pPr>
+        <w:pStyle w:val="Normal"/>
         <w:numPr>
           <w:ilvl w:val="0"/>
           <w:numId w:val="1"/>
@@ -913,32 +983,54 @@
     </w:p>
     <w:p>
       <w:pPr>
-        <w:pStyle w:val="Normal"/>
-        <w:suppressAutoHyphens w:val="true"/>
+        <w:pStyle w:val="Norm"/>
+        <w:bidi w:val="0"/>
         <w:spacing w:lineRule="auto" w:line="240"/>
-        <w:ind w:left="0" w:right="0" w:firstLine="567"/>
+        <w:ind w:left="0" w:right="0" w:firstLine="709"/>
         <w:jc w:val="both"/>
         <w:rPr>
-          <w:rFonts w:ascii="TimesNewRomanPSMT" w:hAnsi="TimesNewRomanPSMT" w:eastAsia="Times New Roman" w:cs="Times New Roman"/>
-          <w:color w:val="auto"/>
-          <w:kern w:val="0"/>
-          <w:sz w:val="24"/>
-          <w:szCs w:val="22"/>
-          <w:highlight w:val="none"/>
-          <w:shd w:fill="auto" w:val="clear"/>
-          <w:lang w:val="ru-RU" w:eastAsia="ru-RU" w:bidi="ru-RU"/>
+          <w:b/>
+          <w:b/>
+          <w:bCs/>
         </w:rPr>
       </w:pPr>
       <w:r>
         <w:rPr>
-          <w:rFonts w:eastAsia="Times New Roman" w:cs="Times New Roman" w:ascii="TimesNewRomanPSMT" w:hAnsi="TimesNewRomanPSMT"/>
+          <w:b/>
+          <w:bCs/>
+        </w:rPr>
+      </w:r>
+    </w:p>
+    <w:p>
+      <w:pPr>
+        <w:pStyle w:val="Norm"/>
+        <w:bidi w:val="0"/>
+        <w:spacing w:lineRule="auto" w:line="240"/>
+        <w:ind w:left="0" w:right="0" w:firstLine="709"/>
+        <w:jc w:val="both"/>
+        <w:rPr>
+          <w:b/>
+          <w:b/>
+          <w:bCs/>
+        </w:rPr>
+      </w:pPr>
+      <w:r>
+        <w:rPr>
+          <w:b/>
+          <w:bCs/>
           <w:color w:val="000000"/>
-          <w:kern w:val="0"/>
-          <w:sz w:val="24"/>
-          <w:szCs w:val="22"/>
-          <w:shd w:fill="auto" w:val="clear"/>
-          <w:lang w:val="ru-RU" w:eastAsia="ru-RU" w:bidi="ru-RU"/>
+          <w:szCs w:val="24"/>
         </w:rPr>
+        <w:t>1.2.2</w:t>
+      </w:r>
+      <w:r>
+        <w:rPr>
+          <w:b w:val="false"/>
+          <w:bCs w:val="false"/>
+          <w:color w:val="000000"/>
+          <w:szCs w:val="24"/>
+        </w:rPr>
+        <w:t xml:space="preserve"> Лица, успешно освоившие программу, должны уметь:</w:t>
       </w:r>
     </w:p>
     <w:p>
@@ -956,46 +1048,8 @@
       </w:pPr>
       <w:r>
         <w:rPr>
-          <w:rFonts w:eastAsia="Times New Roman" w:cs="Times New Roman"/>
-          <w:b/>
-          <w:bCs/>
-          <w:color w:val="000000"/>
-          <w:kern w:val="0"/>
           <w:sz w:val="24"/>
           <w:szCs w:val="24"/>
-          <w:shd w:fill="auto" w:val="clear"/>
-          <w:lang w:val="ru-RU" w:eastAsia="ru-RU" w:bidi="ru-RU"/>
-        </w:rPr>
-        <w:t>Работники должны уметь:</w:t>
-      </w:r>
-    </w:p>
-    <w:p>
-      <w:pPr>
-        <w:pStyle w:val="Normal"/>
-        <w:suppressAutoHyphens w:val="true"/>
-        <w:spacing w:lineRule="auto" w:line="240"/>
-        <w:ind w:left="0" w:right="0" w:firstLine="567"/>
-        <w:jc w:val="both"/>
-        <w:rPr>
-          <w:rFonts w:ascii="Times New Roman" w:hAnsi="Times New Roman" w:eastAsia="Times New Roman" w:cs="Times New Roman"/>
-          <w:color w:val="auto"/>
-          <w:kern w:val="0"/>
-          <w:sz w:val="24"/>
-          <w:szCs w:val="24"/>
-          <w:highlight w:val="none"/>
-          <w:shd w:fill="auto" w:val="clear"/>
-          <w:lang w:val="ru-RU" w:eastAsia="ru-RU" w:bidi="ru-RU"/>
-        </w:rPr>
-      </w:pPr>
-      <w:r>
-        <w:rPr>
-          <w:rFonts w:eastAsia="Times New Roman" w:cs="Times New Roman"/>
-          <w:color w:val="000000"/>
-          <w:kern w:val="0"/>
-          <w:sz w:val="24"/>
-          <w:szCs w:val="24"/>
-          <w:shd w:fill="auto" w:val="clear"/>
-          <w:lang w:val="ru-RU" w:eastAsia="ru-RU" w:bidi="ru-RU"/>
         </w:rPr>
       </w:r>
     </w:p>
@@ -1070,6 +1124,57 @@
       <w:r>
         <w:rPr>
           <w:rStyle w:val="Blk"/>
+          <w:rFonts w:cs="Times New Roman"/>
+          <w:sz w:val="24"/>
+          <w:szCs w:val="24"/>
+          <w:shd w:fill="auto" w:val="clear"/>
+        </w:rPr>
+        <w:t>оказывать первую помощь пострадавшим;</w:t>
+      </w:r>
+    </w:p>
+    <w:p>
+      <w:pPr>
+        <w:pStyle w:val="Normal"/>
+        <w:numPr>
+          <w:ilvl w:val="0"/>
+          <w:numId w:val="2"/>
+        </w:numPr>
+        <w:suppressAutoHyphens w:val="true"/>
+        <w:spacing w:lineRule="auto" w:line="240"/>
+        <w:ind w:left="0" w:right="0" w:firstLine="567"/>
+        <w:jc w:val="both"/>
+        <w:rPr/>
+      </w:pPr>
+      <w:r>
+        <w:rPr>
+          <w:rStyle w:val="Blk"/>
+          <w:rFonts w:eastAsia="Times New Roman" w:cs="Times New Roman"/>
+          <w:color w:val="000000"/>
+          <w:kern w:val="0"/>
+          <w:sz w:val="24"/>
+          <w:szCs w:val="24"/>
+          <w:shd w:fill="auto" w:val="clear"/>
+          <w:lang w:val="ru-RU" w:eastAsia="ru-RU" w:bidi="ru-RU"/>
+        </w:rPr>
+        <w:t>применять соответствующие СИЗ, проводить их осмотр до и после использования</w:t>
+      </w:r>
+    </w:p>
+    <w:p>
+      <w:pPr>
+        <w:pStyle w:val="Normal"/>
+        <w:numPr>
+          <w:ilvl w:val="0"/>
+          <w:numId w:val="2"/>
+        </w:numPr>
+        <w:suppressAutoHyphens w:val="true"/>
+        <w:spacing w:lineRule="auto" w:line="240"/>
+        <w:ind w:left="0" w:right="0" w:firstLine="567"/>
+        <w:jc w:val="both"/>
+        <w:rPr/>
+      </w:pPr>
+      <w:r>
+        <w:rPr>
+          <w:rStyle w:val="Blk"/>
           <w:rFonts w:eastAsia="Times New Roman" w:cs="Times New Roman"/>
           <w:color w:val="000000"/>
           <w:kern w:val="0"/>
@@ -1101,48 +1206,25 @@
           <w:szCs w:val="24"/>
           <w:shd w:fill="auto" w:val="clear"/>
         </w:rPr>
-        <w:t>обладать практическими навыками оказания первой помощи пострадавшему;</w:t>
+        <w:t>обладать практическими навыками оказания первой помощи пострадавшему.</w:t>
       </w:r>
     </w:p>
     <w:p>
       <w:pPr>
-        <w:pStyle w:val="Normal"/>
-        <w:numPr>
-          <w:ilvl w:val="0"/>
-          <w:numId w:val="2"/>
-        </w:numPr>
-        <w:suppressAutoHyphens w:val="true"/>
-        <w:spacing w:lineRule="auto" w:line="240"/>
-        <w:ind w:left="0" w:right="0" w:firstLine="567"/>
-        <w:jc w:val="both"/>
-        <w:rPr/>
-      </w:pPr>
-      <w:r>
-        <w:rPr>
-          <w:rStyle w:val="Blk"/>
-          <w:sz w:val="24"/>
-          <w:szCs w:val="24"/>
-          <w:shd w:fill="auto" w:val="clear"/>
-        </w:rPr>
-        <w:t>применять соответствующие СИЗ, проводить их осмотр до и после использования</w:t>
-      </w:r>
-    </w:p>
-    <w:p>
-      <w:pPr>
-        <w:pStyle w:val="Normal"/>
+        <w:pStyle w:val="Style39"/>
         <w:spacing w:lineRule="auto" w:line="240"/>
         <w:ind w:left="0" w:right="0" w:firstLine="567"/>
         <w:jc w:val="left"/>
         <w:rPr>
-          <w:rFonts w:ascii="Times New Roman" w:hAnsi="Times New Roman" w:eastAsia="Times New Roman" w:cs="Times New Roman"/>
-          <w:b w:val="false"/>
-          <w:b w:val="false"/>
-          <w:bCs w:val="false"/>
-          <w:color w:val="auto"/>
+          <w:rStyle w:val="FontStyle20"/>
+          <w:rFonts w:eastAsia="Times New Roman" w:cs="Times New Roman"/>
+          <w:b/>
+          <w:b/>
+          <w:bCs/>
+          <w:color w:val="000000"/>
           <w:kern w:val="0"/>
           <w:sz w:val="24"/>
           <w:szCs w:val="24"/>
-          <w:highlight w:val="none"/>
           <w:shd w:fill="auto" w:val="clear"/>
           <w:lang w:val="ru-RU" w:eastAsia="ru-RU" w:bidi="ru-RU"/>
         </w:rPr>
@@ -1150,42 +1232,8 @@
       <w:r>
         <w:rPr>
           <w:rFonts w:eastAsia="Times New Roman" w:cs="Times New Roman"/>
-          <w:b w:val="false"/>
-          <w:bCs w:val="false"/>
-          <w:color w:val="000000"/>
-          <w:kern w:val="0"/>
-          <w:sz w:val="24"/>
-          <w:szCs w:val="24"/>
-          <w:shd w:fill="auto" w:val="clear"/>
-          <w:lang w:val="ru-RU" w:eastAsia="ru-RU" w:bidi="ru-RU"/>
-        </w:rPr>
-      </w:r>
-    </w:p>
-    <w:p>
-      <w:pPr>
-        <w:pStyle w:val="Normal"/>
-        <w:spacing w:lineRule="auto" w:line="240"/>
-        <w:ind w:left="0" w:right="0" w:firstLine="567"/>
-        <w:jc w:val="left"/>
-        <w:rPr>
-          <w:rFonts w:ascii="Times New Roman" w:hAnsi="Times New Roman" w:eastAsia="Times New Roman" w:cs="Times New Roman"/>
-          <w:b w:val="false"/>
-          <w:b w:val="false"/>
-          <w:bCs w:val="false"/>
-          <w:color w:val="auto"/>
-          <w:kern w:val="0"/>
-          <w:sz w:val="24"/>
-          <w:szCs w:val="24"/>
-          <w:highlight w:val="none"/>
-          <w:shd w:fill="auto" w:val="clear"/>
-          <w:lang w:val="ru-RU" w:eastAsia="ru-RU" w:bidi="ru-RU"/>
-        </w:rPr>
-      </w:pPr>
-      <w:r>
-        <w:rPr>
-          <w:rFonts w:eastAsia="Times New Roman" w:cs="Times New Roman"/>
-          <w:b w:val="false"/>
-          <w:bCs w:val="false"/>
+          <w:b/>
+          <w:bCs/>
           <w:color w:val="000000"/>
           <w:kern w:val="0"/>
           <w:sz w:val="24"/>
@@ -1509,7 +1557,7 @@
           <w:szCs w:val="24"/>
           <w:shd w:fill="auto" w:val="clear"/>
         </w:rPr>
-        <w:t>Очная.</w:t>
+        <w:t>Очная, очно-заочная</w:t>
       </w:r>
     </w:p>
     <w:p>
@@ -2284,6 +2332,41 @@
     <w:p>
       <w:pPr>
         <w:pStyle w:val="Normal"/>
+        <w:widowControl/>
+        <w:suppressAutoHyphens w:val="false"/>
+        <w:bidi w:val="0"/>
+        <w:spacing w:lineRule="auto" w:line="240"/>
+        <w:ind w:left="0" w:right="0" w:firstLine="709"/>
+        <w:jc w:val="both"/>
+        <w:rPr>
+          <w:rFonts w:ascii="Times New Roman" w:hAnsi="Times New Roman" w:eastAsia="Times New Roman" w:cs="Times New Roman"/>
+          <w:b w:val="false"/>
+          <w:b w:val="false"/>
+          <w:bCs w:val="false"/>
+          <w:color w:val="auto"/>
+          <w:sz w:val="24"/>
+          <w:szCs w:val="24"/>
+          <w:highlight w:val="none"/>
+          <w:shd w:fill="auto" w:val="clear"/>
+          <w:lang w:val="ru-RU" w:eastAsia="zh-CN" w:bidi="ar-SA"/>
+        </w:rPr>
+      </w:pPr>
+      <w:r>
+        <w:rPr>
+          <w:rFonts w:eastAsia="Times New Roman" w:cs="Times New Roman"/>
+          <w:b w:val="false"/>
+          <w:bCs w:val="false"/>
+          <w:color w:val="000000"/>
+          <w:sz w:val="24"/>
+          <w:szCs w:val="24"/>
+          <w:shd w:fill="auto" w:val="clear"/>
+          <w:lang w:val="ru-RU" w:eastAsia="zh-CN" w:bidi="ar-SA"/>
+        </w:rPr>
+      </w:r>
+    </w:p>
+    <w:p>
+      <w:pPr>
+        <w:pStyle w:val="Normal"/>
         <w:jc w:val="center"/>
         <w:rPr>
           <w:rFonts w:ascii="Times New Roman" w:hAnsi="Times New Roman"/>
@@ -6413,33 +6496,8 @@
       </w:pPr>
       <w:r>
         <w:rPr>
-          <w:rFonts w:cs="Times New Roman"/>
           <w:sz w:val="20"/>
           <w:szCs w:val="20"/>
-          <w:shd w:fill="auto" w:val="clear"/>
-        </w:rPr>
-        <w:t>*Количество часов, отводимых на занятие может корректироваться в зависимости от загруженности преподавателя.</w:t>
-      </w:r>
-    </w:p>
-    <w:p>
-      <w:pPr>
-        <w:pStyle w:val="Style30"/>
-        <w:spacing w:lineRule="auto" w:line="240" w:before="0" w:after="0"/>
-        <w:ind w:left="0" w:right="0" w:hanging="0"/>
-        <w:rPr>
-          <w:rFonts w:ascii="Times New Roman" w:hAnsi="Times New Roman" w:cs="Times New Roman"/>
-          <w:sz w:val="24"/>
-          <w:szCs w:val="24"/>
-          <w:highlight w:val="none"/>
-          <w:shd w:fill="auto" w:val="clear"/>
-        </w:rPr>
-      </w:pPr>
-      <w:r>
-        <w:rPr>
-          <w:rFonts w:cs="Times New Roman"/>
-          <w:sz w:val="24"/>
-          <w:szCs w:val="24"/>
-          <w:shd w:fill="auto" w:val="clear"/>
         </w:rPr>
       </w:r>
     </w:p>
@@ -6447,6 +6505,415 @@
       <w:pPr>
         <w:pStyle w:val="Default"/>
         <w:spacing w:lineRule="auto" w:line="240" w:before="0" w:after="0"/>
+        <w:ind w:left="0" w:right="0" w:hanging="0"/>
+        <w:jc w:val="center"/>
+        <w:rPr>
+          <w:rFonts w:ascii="Times New Roman" w:hAnsi="Times New Roman"/>
+          <w:sz w:val="24"/>
+          <w:szCs w:val="24"/>
+        </w:rPr>
+      </w:pPr>
+      <w:r>
+        <w:rPr>
+          <w:sz w:val="24"/>
+          <w:szCs w:val="24"/>
+        </w:rPr>
+      </w:r>
+    </w:p>
+    <w:p>
+      <w:pPr>
+        <w:pStyle w:val="Default"/>
+        <w:spacing w:lineRule="auto" w:line="240" w:before="0" w:after="0"/>
+        <w:ind w:left="0" w:right="0" w:hanging="0"/>
+        <w:jc w:val="center"/>
+        <w:rPr>
+          <w:rFonts w:ascii="Times New Roman" w:hAnsi="Times New Roman"/>
+          <w:sz w:val="24"/>
+          <w:szCs w:val="24"/>
+        </w:rPr>
+      </w:pPr>
+      <w:r>
+        <w:rPr>
+          <w:sz w:val="24"/>
+          <w:szCs w:val="24"/>
+        </w:rPr>
+      </w:r>
+    </w:p>
+    <w:p>
+      <w:pPr>
+        <w:pStyle w:val="Default"/>
+        <w:spacing w:lineRule="auto" w:line="240" w:before="0" w:after="0"/>
+        <w:ind w:left="0" w:right="0" w:hanging="0"/>
+        <w:jc w:val="center"/>
+        <w:rPr>
+          <w:rFonts w:ascii="Times New Roman" w:hAnsi="Times New Roman"/>
+          <w:sz w:val="24"/>
+          <w:szCs w:val="24"/>
+        </w:rPr>
+      </w:pPr>
+      <w:r>
+        <w:rPr>
+          <w:sz w:val="24"/>
+          <w:szCs w:val="24"/>
+        </w:rPr>
+      </w:r>
+    </w:p>
+    <w:p>
+      <w:pPr>
+        <w:pStyle w:val="Default"/>
+        <w:spacing w:lineRule="auto" w:line="240" w:before="0" w:after="0"/>
+        <w:ind w:left="0" w:right="0" w:hanging="0"/>
+        <w:jc w:val="center"/>
+        <w:rPr>
+          <w:rFonts w:ascii="Times New Roman" w:hAnsi="Times New Roman"/>
+          <w:sz w:val="24"/>
+          <w:szCs w:val="24"/>
+        </w:rPr>
+      </w:pPr>
+      <w:r>
+        <w:rPr/>
+      </w:r>
+    </w:p>
+    <w:tbl>
+      <w:tblPr>
+        <w:tblW w:w="10255" w:type="dxa"/>
+        <w:jc w:val="left"/>
+        <w:tblInd w:w="108" w:type="dxa"/>
+        <w:tblLayout w:type="fixed"/>
+        <w:tblCellMar>
+          <w:top w:w="0" w:type="dxa"/>
+          <w:left w:w="108" w:type="dxa"/>
+          <w:bottom w:w="0" w:type="dxa"/>
+          <w:right w:w="108" w:type="dxa"/>
+        </w:tblCellMar>
+      </w:tblPr>
+      <w:tblGrid>
+        <w:gridCol w:w="10255"/>
+      </w:tblGrid>
+      <w:tr>
+        <w:trPr/>
+        <w:tc>
+          <w:tcPr>
+            <w:tcW w:w="10255" w:type="dxa"/>
+            <w:tcBorders>
+              <w:top w:val="single" w:sz="4" w:space="0" w:color="000000"/>
+              <w:left w:val="single" w:sz="4" w:space="0" w:color="000000"/>
+              <w:bottom w:val="single" w:sz="4" w:space="0" w:color="000000"/>
+              <w:right w:val="single" w:sz="4" w:space="0" w:color="000000"/>
+            </w:tcBorders>
+          </w:tcPr>
+          <w:p>
+            <w:pPr>
+              <w:pStyle w:val="Normal"/>
+              <w:widowControl w:val="false"/>
+              <w:spacing w:lineRule="auto" w:line="240" w:before="0" w:after="0"/>
+              <w:ind w:left="0" w:right="0" w:hanging="0"/>
+              <w:jc w:val="center"/>
+              <w:rPr>
+                <w:rFonts w:ascii="Times New Roman" w:hAnsi="Times New Roman"/>
+                <w:sz w:val="24"/>
+                <w:szCs w:val="24"/>
+              </w:rPr>
+            </w:pPr>
+            <w:r>
+              <w:rPr>
+                <w:sz w:val="24"/>
+                <w:szCs w:val="24"/>
+                <w:shd w:fill="auto" w:val="clear"/>
+                <w:lang w:eastAsia="ru-RU"/>
+              </w:rPr>
+              <w:t>Тема</w:t>
+            </w:r>
+          </w:p>
+        </w:tc>
+      </w:tr>
+      <w:tr>
+        <w:trPr/>
+        <w:tc>
+          <w:tcPr>
+            <w:tcW w:w="10255" w:type="dxa"/>
+            <w:tcBorders>
+              <w:top w:val="single" w:sz="4" w:space="0" w:color="000000"/>
+              <w:left w:val="single" w:sz="4" w:space="0" w:color="000000"/>
+              <w:bottom w:val="single" w:sz="4" w:space="0" w:color="000000"/>
+              <w:right w:val="single" w:sz="4" w:space="0" w:color="000000"/>
+            </w:tcBorders>
+          </w:tcPr>
+          <w:p>
+            <w:pPr>
+              <w:pStyle w:val="Style41"/>
+              <w:widowControl w:val="false"/>
+              <w:spacing w:lineRule="auto" w:line="240"/>
+              <w:jc w:val="left"/>
+              <w:rPr/>
+            </w:pPr>
+            <w:r>
+              <w:rPr>
+                <w:b w:val="false"/>
+                <w:bCs w:val="false"/>
+                <w:sz w:val="24"/>
+                <w:szCs w:val="24"/>
+                <w:shd w:fill="auto" w:val="clear"/>
+              </w:rPr>
+              <w:t>Тема 1. Введение.</w:t>
+            </w:r>
+          </w:p>
+        </w:tc>
+      </w:tr>
+      <w:tr>
+        <w:trPr/>
+        <w:tc>
+          <w:tcPr>
+            <w:tcW w:w="10255" w:type="dxa"/>
+            <w:tcBorders>
+              <w:left w:val="single" w:sz="4" w:space="0" w:color="000000"/>
+              <w:bottom w:val="single" w:sz="4" w:space="0" w:color="000000"/>
+              <w:right w:val="single" w:sz="4" w:space="0" w:color="000000"/>
+            </w:tcBorders>
+          </w:tcPr>
+          <w:p>
+            <w:pPr>
+              <w:pStyle w:val="Style41"/>
+              <w:widowControl w:val="false"/>
+              <w:spacing w:lineRule="auto" w:line="240"/>
+              <w:jc w:val="left"/>
+              <w:rPr/>
+            </w:pPr>
+            <w:r>
+              <w:rPr>
+                <w:b w:val="false"/>
+                <w:bCs w:val="false"/>
+                <w:sz w:val="24"/>
+                <w:szCs w:val="24"/>
+                <w:shd w:fill="auto" w:val="clear"/>
+              </w:rPr>
+              <w:t>Тема  2.  Общие требования охраны труда.</w:t>
+            </w:r>
+          </w:p>
+        </w:tc>
+      </w:tr>
+      <w:tr>
+        <w:trPr/>
+        <w:tc>
+          <w:tcPr>
+            <w:tcW w:w="10255" w:type="dxa"/>
+            <w:tcBorders>
+              <w:left w:val="single" w:sz="4" w:space="0" w:color="000000"/>
+              <w:bottom w:val="single" w:sz="4" w:space="0" w:color="000000"/>
+              <w:right w:val="single" w:sz="4" w:space="0" w:color="000000"/>
+            </w:tcBorders>
+          </w:tcPr>
+          <w:p>
+            <w:pPr>
+              <w:pStyle w:val="Style41"/>
+              <w:widowControl w:val="false"/>
+              <w:spacing w:lineRule="auto" w:line="240"/>
+              <w:jc w:val="left"/>
+              <w:rPr/>
+            </w:pPr>
+            <w:r>
+              <w:rPr>
+                <w:b w:val="false"/>
+                <w:bCs w:val="false"/>
+                <w:sz w:val="24"/>
+                <w:szCs w:val="24"/>
+                <w:shd w:fill="auto" w:val="clear"/>
+              </w:rPr>
+              <w:t>Тема 3. Средства защиты при выполнении работ на высоте.</w:t>
+            </w:r>
+          </w:p>
+        </w:tc>
+      </w:tr>
+      <w:tr>
+        <w:trPr/>
+        <w:tc>
+          <w:tcPr>
+            <w:tcW w:w="10255" w:type="dxa"/>
+            <w:tcBorders>
+              <w:left w:val="single" w:sz="4" w:space="0" w:color="000000"/>
+              <w:bottom w:val="single" w:sz="4" w:space="0" w:color="000000"/>
+              <w:right w:val="single" w:sz="4" w:space="0" w:color="000000"/>
+            </w:tcBorders>
+          </w:tcPr>
+          <w:p>
+            <w:pPr>
+              <w:pStyle w:val="Normal"/>
+              <w:widowControl w:val="false"/>
+              <w:jc w:val="left"/>
+              <w:rPr/>
+            </w:pPr>
+            <w:r>
+              <w:rPr>
+                <w:b w:val="false"/>
+                <w:bCs w:val="false"/>
+                <w:sz w:val="24"/>
+                <w:szCs w:val="24"/>
+                <w:shd w:fill="auto" w:val="clear"/>
+              </w:rPr>
+              <w:t>Тема 4.  Средства подмащивания.</w:t>
+            </w:r>
+          </w:p>
+        </w:tc>
+      </w:tr>
+      <w:tr>
+        <w:trPr/>
+        <w:tc>
+          <w:tcPr>
+            <w:tcW w:w="10255" w:type="dxa"/>
+            <w:tcBorders>
+              <w:left w:val="single" w:sz="4" w:space="0" w:color="000000"/>
+              <w:bottom w:val="single" w:sz="4" w:space="0" w:color="000000"/>
+              <w:right w:val="single" w:sz="4" w:space="0" w:color="000000"/>
+            </w:tcBorders>
+          </w:tcPr>
+          <w:p>
+            <w:pPr>
+              <w:pStyle w:val="Normal"/>
+              <w:widowControl w:val="false"/>
+              <w:jc w:val="left"/>
+              <w:rPr/>
+            </w:pPr>
+            <w:r>
+              <w:rPr>
+                <w:b w:val="false"/>
+                <w:bCs w:val="false"/>
+                <w:sz w:val="24"/>
+                <w:szCs w:val="24"/>
+                <w:shd w:fill="auto" w:val="clear"/>
+              </w:rPr>
+              <w:t>Тема 5.Системы обеспечения безопасности работ на высоте.</w:t>
+            </w:r>
+          </w:p>
+        </w:tc>
+      </w:tr>
+      <w:tr>
+        <w:trPr/>
+        <w:tc>
+          <w:tcPr>
+            <w:tcW w:w="10255" w:type="dxa"/>
+            <w:tcBorders>
+              <w:left w:val="single" w:sz="4" w:space="0" w:color="000000"/>
+              <w:bottom w:val="single" w:sz="4" w:space="0" w:color="000000"/>
+              <w:right w:val="single" w:sz="4" w:space="0" w:color="000000"/>
+            </w:tcBorders>
+          </w:tcPr>
+          <w:p>
+            <w:pPr>
+              <w:pStyle w:val="Normal"/>
+              <w:widowControl w:val="false"/>
+              <w:jc w:val="left"/>
+              <w:rPr/>
+            </w:pPr>
+            <w:r>
+              <w:rPr>
+                <w:b w:val="false"/>
+                <w:bCs w:val="false"/>
+                <w:sz w:val="24"/>
+                <w:szCs w:val="24"/>
+                <w:shd w:fill="auto" w:val="clear"/>
+              </w:rPr>
+              <w:t>Тема 6. Инструкции по охране труда для рабочих, выполняющих работы на высоте.</w:t>
+            </w:r>
+          </w:p>
+        </w:tc>
+      </w:tr>
+      <w:tr>
+        <w:trPr/>
+        <w:tc>
+          <w:tcPr>
+            <w:tcW w:w="10255" w:type="dxa"/>
+            <w:tcBorders>
+              <w:left w:val="single" w:sz="4" w:space="0" w:color="000000"/>
+              <w:bottom w:val="single" w:sz="4" w:space="0" w:color="000000"/>
+              <w:right w:val="single" w:sz="4" w:space="0" w:color="000000"/>
+            </w:tcBorders>
+          </w:tcPr>
+          <w:p>
+            <w:pPr>
+              <w:pStyle w:val="Normal"/>
+              <w:widowControl w:val="false"/>
+              <w:jc w:val="left"/>
+              <w:rPr/>
+            </w:pPr>
+            <w:r>
+              <w:rPr>
+                <w:b w:val="false"/>
+                <w:bCs w:val="false"/>
+                <w:sz w:val="24"/>
+                <w:szCs w:val="24"/>
+                <w:shd w:fill="auto" w:val="clear"/>
+              </w:rPr>
+              <w:t>Тема 7. Организация безопасного проведения работ на высоте.</w:t>
+            </w:r>
+          </w:p>
+        </w:tc>
+      </w:tr>
+      <w:tr>
+        <w:trPr/>
+        <w:tc>
+          <w:tcPr>
+            <w:tcW w:w="10255" w:type="dxa"/>
+            <w:tcBorders>
+              <w:left w:val="single" w:sz="4" w:space="0" w:color="000000"/>
+              <w:bottom w:val="single" w:sz="4" w:space="0" w:color="000000"/>
+              <w:right w:val="single" w:sz="4" w:space="0" w:color="000000"/>
+            </w:tcBorders>
+          </w:tcPr>
+          <w:p>
+            <w:pPr>
+              <w:pStyle w:val="Normal"/>
+              <w:widowControl w:val="false"/>
+              <w:jc w:val="left"/>
+              <w:rPr/>
+            </w:pPr>
+            <w:r>
+              <w:rPr>
+                <w:b w:val="false"/>
+                <w:bCs w:val="false"/>
+                <w:sz w:val="24"/>
+                <w:szCs w:val="24"/>
+                <w:shd w:fill="auto" w:val="clear"/>
+                <w:lang w:val="en-US"/>
+              </w:rPr>
+              <w:t>Тема 8</w:t>
+            </w:r>
+            <w:r>
+              <w:rPr>
+                <w:b w:val="false"/>
+                <w:bCs w:val="false"/>
+                <w:sz w:val="24"/>
+                <w:szCs w:val="24"/>
+                <w:shd w:fill="auto" w:val="clear"/>
+              </w:rPr>
+              <w:t>. Заключение.</w:t>
+            </w:r>
+          </w:p>
+        </w:tc>
+      </w:tr>
+    </w:tbl>
+    <w:p>
+      <w:pPr>
+        <w:pStyle w:val="Default"/>
+        <w:spacing w:before="0" w:after="0"/>
+        <w:ind w:left="0" w:right="0" w:hanging="0"/>
+        <w:jc w:val="center"/>
+        <w:rPr>
+          <w:rFonts w:ascii="Times New Roman" w:hAnsi="Times New Roman"/>
+          <w:sz w:val="24"/>
+          <w:szCs w:val="24"/>
+        </w:rPr>
+      </w:pPr>
+      <w:r>
+        <w:rPr>
+          <w:sz w:val="24"/>
+          <w:szCs w:val="24"/>
+        </w:rPr>
+      </w:r>
+    </w:p>
+    <w:p>
+      <w:pPr>
+        <w:pStyle w:val="Default"/>
+        <w:spacing w:before="0" w:after="0"/>
         <w:ind w:left="0" w:right="0" w:hanging="0"/>
         <w:jc w:val="center"/>
         <w:rPr>
@@ -7910,6 +8377,20 @@
       <w:rFonts w:ascii="OpenSymbol" w:hAnsi="OpenSymbol" w:eastAsia="OpenSymbol" w:cs="OpenSymbol"/>
     </w:rPr>
   </w:style>
+  <w:style w:type="character" w:styleId="WW8Num6z0">
+    <w:name w:val="WW8Num6z0"/>
+    <w:qFormat/>
+    <w:rPr>
+      <w:rFonts w:ascii="Symbol" w:hAnsi="Symbol" w:cs="OpenSymbol;Arial Unicode MS"/>
+    </w:rPr>
+  </w:style>
+  <w:style w:type="character" w:styleId="WW8Num6z1">
+    <w:name w:val="WW8Num6z1"/>
+    <w:qFormat/>
+    <w:rPr>
+      <w:rFonts w:ascii="OpenSymbol;Arial Unicode MS" w:hAnsi="OpenSymbol;Arial Unicode MS" w:cs="OpenSymbol;Arial Unicode MS"/>
+    </w:rPr>
+  </w:style>
   <w:style w:type="paragraph" w:styleId="Style20">
     <w:name w:val="Заголовок"/>
     <w:basedOn w:val="Normal"/>
@@ -8673,6 +9154,10 @@
     <w:uiPriority w:val="99"/>
     <w:semiHidden/>
     <w:unhideWhenUsed/>
+    <w:qFormat/>
+  </w:style>
+  <w:style w:type="numbering" w:styleId="WW8Num6">
+    <w:name w:val="WW8Num6"/>
     <w:qFormat/>
   </w:style>
   <w:style w:type="table" w:default="1" w:styleId="a1">
